--- a/exports/karneler/224_CENGIZHAN_YILMAZ_Karne.docx
+++ b/exports/karneler/224_CENGIZHAN_YILMAZ_Karne.docx
@@ -27,7 +27,7 @@
           <w:color w:val="646464"/>
           <w:sz w:val="17"/>
         </w:rPr>
-        <w:t>Deneme Sınavı: 2026-2027  PARAF LGS 1 | Kurumsal Başarı ve Takip Sistemi</w:t>
+        <w:t>Deneme Sınavı: PARAF LGS 1 | Kurumsal Başarı ve Takip Sistemi</w:t>
       </w:r>
     </w:p>
     <w:tbl>
@@ -1732,6 +1732,32 @@
               <w:t>Fen Bilimleri netin: 5.67 (9 Doğru, 10 Yanlış, 1 Boş). Fen Bilimleri dersi öncelikli müdahale alanındır (5.67 Net, 10 Yanlış). Kesin Kural: Emin olmadığın soruları rastgele tahminle işaretleme; bilmediğini boş bırakmak dahi netini hemen yükseltecektir. 'Mevsimlerin Oluşumu' (%36) temel kavramlarını sıfırdan çalış. Haftalık 30 temel seviye kazanım sorusu çöz ve yapamadığın her soruyu öğretmenine sor.</w:t>
             </w:r>
           </w:p>
+          <w:p>
+            <w:pPr>
+              <w:spacing w:after="20"/>
+            </w:pPr>
+            <w:r>
+              <w:rPr>
+                <w:b/>
+                <w:color w:val="C0392B"/>
+                <w:sz w:val="15"/>
+              </w:rPr>
+              <w:t xml:space="preserve">📺 Önerilen YouTube Desteği (Temel Seviye): </w:t>
+            </w:r>
+            <w:r>
+              <w:rPr>
+                <w:b/>
+                <w:sz w:val="15"/>
+              </w:rPr>
+              <w:t xml:space="preserve">Kanal: Derslike | </w:t>
+            </w:r>
+            <w:r>
+              <w:rPr>
+                <w:sz w:val="15"/>
+              </w:rPr>
+              <w:t>Odak: Görsel ve 3D Animasyonlu Temel Anlatım. Taktik: Mevsimler ve İklim konularındaki 3D modellemeleri ve Güneş ışınlarının geliş açılarını dikkatle izle.</w:t>
+            </w:r>
+          </w:p>
         </w:tc>
       </w:tr>
     </w:tbl>
@@ -1876,7 +1902,33 @@
               <w:rPr>
                 <w:sz w:val="15"/>
               </w:rPr>
-              <w:t>Matematik netin: -1.67 (3 Doğru, 14 Yanlış, 3 Boş). Matematik dersi LGS başarında en kritik sıçrama alanındır (-1.67 Net, 14 Yanlış). Stratejik Kural: Bilmediğin soruyu boş bırakmak 0.33 net kazandırır; rastgele tahmin yapmayı derhal bırak! Öncelikle [EBOB-EKOK Problemleri, Aralarında Asal Sayılar] konularındaki temel kazanım kavrama testlerini çöz. Haftalık 40 temel-orta düzey soru kotası koy ve yanlış defteri tut.</w:t>
+              <w:t xml:space="preserve">Matematik netin: -1.67 (3 Doğru, 14 Yanlış, 3 Boş). Matematik dersi LGS başarında en kritik sıçrama alanındır (-1.67 Net, 14 Yanlış). Stratejik Kural: Bilmediğin soruyu boş bırakmak 0.33 net kazandırır; rastgele tahmin yapmayı derhal bırak! Öncelikle [EBOB-EKOK Problemleri, Aralarında Asal Sayılar] konularındaki temel kazanım kavrama testlerini çöz. </w:t>
+            </w:r>
+          </w:p>
+          <w:p>
+            <w:pPr>
+              <w:spacing w:after="20"/>
+            </w:pPr>
+            <w:r>
+              <w:rPr>
+                <w:b/>
+                <w:color w:val="C0392B"/>
+                <w:sz w:val="15"/>
+              </w:rPr>
+              <w:t xml:space="preserve">📺 Önerilen YouTube Desteği (Temel Seviye): </w:t>
+            </w:r>
+            <w:r>
+              <w:rPr>
+                <w:b/>
+                <w:sz w:val="15"/>
+              </w:rPr>
+              <w:t xml:space="preserve">Kanal: Partikül Matematik | </w:t>
+            </w:r>
+            <w:r>
+              <w:rPr>
+                <w:sz w:val="15"/>
+              </w:rPr>
+              <w:t>Odak: Temel Kavramlar &amp; Adım Adım Konu Anlatımı. Taktik: Videoyu durdurarak hocayla birlikte işlem yap; temel soru tiplerini not alıp kavrama testlerine geç.</w:t>
             </w:r>
           </w:p>
         </w:tc>
@@ -2026,6 +2078,32 @@
               <w:t>Türkçe branş netin: 4.00 (8 Doğru, 12 Yanlış, 0 Boş). Türkçe branşında 12 yanlış ciddi bir net kaybına yol açmış (4.00 Net). Acilen sıfır çektiğin [Hikâyenin Unsurları - 5N 1K, Cümle Yorumlama-Örtülü Anlam, Öznel ve Nesnel Anlatımlı Cümleler] konularını konu fasikülünden çalış. Paragrafı kendi yorumunla değil metindeki kanıtla çöz; günde 20 paragraf + 10 dil bilgisi çöz.</w:t>
             </w:r>
           </w:p>
+          <w:p>
+            <w:pPr>
+              <w:spacing w:after="20"/>
+            </w:pPr>
+            <w:r>
+              <w:rPr>
+                <w:b/>
+                <w:color w:val="C0392B"/>
+                <w:sz w:val="15"/>
+              </w:rPr>
+              <w:t xml:space="preserve">📺 Önerilen YouTube Desteği (Temel Seviye): </w:t>
+            </w:r>
+            <w:r>
+              <w:rPr>
+                <w:b/>
+                <w:sz w:val="15"/>
+              </w:rPr>
+              <w:t xml:space="preserve">Kanal: Tonguç Akademi | </w:t>
+            </w:r>
+            <w:r>
+              <w:rPr>
+                <w:sz w:val="15"/>
+              </w:rPr>
+              <w:t>Odak: Konu Kavrama &amp; Görsel Özetler. Taktik: Dil bilgisi ve metin türü kurallarını renkli kavram kartlarıyla not alarak çalış.</w:t>
+            </w:r>
+          </w:p>
         </w:tc>
       </w:tr>
     </w:tbl>
@@ -2171,6 +2249,32 @@
                 <w:sz w:val="15"/>
               </w:rPr>
               <w:t>İnkılap Tarihi netin: 3.33 (5 Doğru, 5 Yanlış, 0 Boş). Hedeflenen seviyenin altında kalındı (3.33 Net). Sıfır çektiğin [Mustafa Kemal'in Fikir Hayatını Etkileyen Olaylar] konusundaki kavram haritalarını çalış. Pekiştirilmesi gereken [Mustafa Kemal'in Öğrenim Hayatı (%33), Mustafa Kemal'in Askerlik Hayatı (%33)] konularında kronoloji tablosu çıkar. Sorularda 'Yalnızca bu bilgiye göre' köklerine dikkat et; metne sadık kal. Haftalık 25 soru çöz.</w:t>
+            </w:r>
+          </w:p>
+          <w:p>
+            <w:pPr>
+              <w:spacing w:after="20"/>
+            </w:pPr>
+            <w:r>
+              <w:rPr>
+                <w:b/>
+                <w:color w:val="C0392B"/>
+                <w:sz w:val="15"/>
+              </w:rPr>
+              <w:t xml:space="preserve">📺 Önerilen YouTube Desteği (Temel Seviye): </w:t>
+            </w:r>
+            <w:r>
+              <w:rPr>
+                <w:b/>
+                <w:sz w:val="15"/>
+              </w:rPr>
+              <w:t xml:space="preserve">Kanal: Sosyal Kale | </w:t>
+            </w:r>
+            <w:r>
+              <w:rPr>
+                <w:sz w:val="15"/>
+              </w:rPr>
+              <w:t>Odak: Kronolojik Hikayeleştirme &amp; Kavram Haritaları. Taktik: Mustafa Kemal'in askerlik ve fikir hayatını harita ve kronoloji üzerinden hocayla takip et.</w:t>
             </w:r>
           </w:p>
         </w:tc>
@@ -2320,6 +2424,32 @@
               <w:t>Din Kültürü netin: -0.67 (2 Doğru, 8 Yanlış, 0 Boş). Din Kültürü netin (-0.67) potansiyelinin altında. Sıfır çektiğin [İnsanın İradesi ve Kader, Ayet el-Kürsi ve Anlamı, Hz. Musa (A.S.) ve Mücadelesi] konusunu mutlaka tekrar et. Kavram karmaşası yaşanan [Kader ve Kaza İnancı (%33), Kader Kavramları (Ömür, Ecel, Rızık, Tevekkül) (%33)] alanlarına odaklan. Ömür, ecel, rızık, tevekkül, cüzi/külli irade kavramlarını sözlük kartlarına yazıp ezberle. Ayet-el Kürsi ana fikrine ve yasalara çalış.</w:t>
             </w:r>
           </w:p>
+          <w:p>
+            <w:pPr>
+              <w:spacing w:after="20"/>
+            </w:pPr>
+            <w:r>
+              <w:rPr>
+                <w:b/>
+                <w:color w:val="C0392B"/>
+                <w:sz w:val="15"/>
+              </w:rPr>
+              <w:t xml:space="preserve">📺 Önerilen YouTube Desteği (Temel Seviye): </w:t>
+            </w:r>
+            <w:r>
+              <w:rPr>
+                <w:b/>
+                <w:sz w:val="15"/>
+              </w:rPr>
+              <w:t xml:space="preserve">Kanal: Cebrail Hocam | </w:t>
+            </w:r>
+            <w:r>
+              <w:rPr>
+                <w:sz w:val="15"/>
+              </w:rPr>
+              <w:t>Odak: Kaza-Kader Temel Kavramları &amp; Ayet Mealleri. Taktik: Ömür, ecel, rızık, tevekkül ve yasalar konusunu hocanın kavram tablolarından tekrar et.</w:t>
+            </w:r>
+          </w:p>
         </w:tc>
       </w:tr>
     </w:tbl>
@@ -2446,6 +2576,32 @@
                 <w:sz w:val="15"/>
               </w:rPr>
               <w:t>İngilizce branş netin: -3.33 (0 Doğru, 10 Yanlış, 0 Boş). İngilizce branşında -3.33 net ile hedefin gerisinde kalındı. Sıfır çektiğin [Davet Kartları / Mektupları (Invitation), Daveti Kabul &amp; Reddetme Kalıpları, Basit Sorular Sorma (Simple Inquiries), Friendship Okuduğunu Anlama, Kişisel Özellikler / Sıfatlar (Qualities), Mazeret Bildirme ve Özür Dileme] soru kalıplarını tekrar et. Davet etme (Would you like...), kabul/ret ve mazeret kalıplarını ve Friendship sıfatlarını her gün 5 kelime kartıyla çalış. Rastgele işaretleme yapma.</w:t>
+            </w:r>
+          </w:p>
+          <w:p>
+            <w:pPr>
+              <w:spacing w:after="20"/>
+            </w:pPr>
+            <w:r>
+              <w:rPr>
+                <w:b/>
+                <w:color w:val="C0392B"/>
+                <w:sz w:val="15"/>
+              </w:rPr>
+              <w:t xml:space="preserve">📺 Önerilen YouTube Desteği (Temel Seviye): </w:t>
+            </w:r>
+            <w:r>
+              <w:rPr>
+                <w:b/>
+                <w:sz w:val="15"/>
+              </w:rPr>
+              <w:t xml:space="preserve">Kanal: Tonguç Akademi | </w:t>
+            </w:r>
+            <w:r>
+              <w:rPr>
+                <w:sz w:val="15"/>
+              </w:rPr>
+              <w:t>Odak: Temel Kelimeler &amp; Kalıp Cümleler. Taktik: Friendship ünitesi kelimelerini ve Türkçelerini sesli tekrar ederek kelime defterine geçir.</w:t>
             </w:r>
           </w:p>
         </w:tc>

--- a/exports/karneler/224_CENGIZHAN_YILMAZ_Karne.docx
+++ b/exports/karneler/224_CENGIZHAN_YILMAZ_Karne.docx
@@ -27,7 +27,7 @@
           <w:color w:val="646464"/>
           <w:sz w:val="17"/>
         </w:rPr>
-        <w:t>Deneme Sınavı: PARAF LGS 1 | Kurumsal Başarı ve Takip Sistemi</w:t>
+        <w:t>Deneme Sınavı: 2026-2027  NARTEST LGS 1 | Kurumsal Başarı ve Takip Sistemi</w:t>
       </w:r>
     </w:p>
     <w:tbl>
@@ -169,7 +169,7 @@
               <w:rPr>
                 <w:sz w:val="16"/>
               </w:rPr>
-              <w:t>7.33 Net / 210.69 Puan</w:t>
+              <w:t>13.67 Net / 229.84 Puan</w:t>
             </w:r>
           </w:p>
         </w:tc>
@@ -209,7 +209,7 @@
               <w:rPr>
                 <w:sz w:val="16"/>
               </w:rPr>
-              <w:t>Sınıf: 27/27 | Okul: 100/110 | TG: 10039 (Dilim: %96.94)</w:t>
+              <w:t>Sınıf: 24 / 28 | Okul: 46 / 56 | TG: 2906 (Dilim: %95.34)</w:t>
             </w:r>
           </w:p>
         </w:tc>
@@ -483,7 +483,7 @@
               <w:rPr>
                 <w:sz w:val="15"/>
               </w:rPr>
-              <w:t>8</w:t>
+              <w:t>10</w:t>
             </w:r>
           </w:p>
         </w:tc>
@@ -505,7 +505,163 @@
               <w:rPr>
                 <w:sz w:val="15"/>
               </w:rPr>
-              <w:t>12</w:t>
+              <w:t>9</w:t>
+            </w:r>
+          </w:p>
+        </w:tc>
+        <w:tc>
+          <w:tcPr>
+            <w:tcW w:type="dxa" w:w="1543"/>
+            <w:tcMar>
+              <w:top w:w="20" w:type="dxa"/>
+              <w:bottom w:w="20" w:type="dxa"/>
+              <w:left w:w="35" w:type="dxa"/>
+              <w:right w:w="35" w:type="dxa"/>
+            </w:tcMar>
+          </w:tcPr>
+          <w:p>
+            <w:pPr>
+              <w:jc w:val="center"/>
+            </w:pPr>
+            <w:r>
+              <w:rPr>
+                <w:sz w:val="15"/>
+              </w:rPr>
+              <w:t>1</w:t>
+            </w:r>
+          </w:p>
+        </w:tc>
+        <w:tc>
+          <w:tcPr>
+            <w:tcW w:type="dxa" w:w="1543"/>
+            <w:tcMar>
+              <w:top w:w="20" w:type="dxa"/>
+              <w:bottom w:w="20" w:type="dxa"/>
+              <w:left w:w="35" w:type="dxa"/>
+              <w:right w:w="35" w:type="dxa"/>
+            </w:tcMar>
+          </w:tcPr>
+          <w:p>
+            <w:pPr>
+              <w:jc w:val="center"/>
+            </w:pPr>
+            <w:r>
+              <w:rPr>
+                <w:sz w:val="15"/>
+              </w:rPr>
+              <w:t>7.00</w:t>
+            </w:r>
+          </w:p>
+        </w:tc>
+        <w:tc>
+          <w:tcPr>
+            <w:tcW w:type="dxa" w:w="1543"/>
+            <w:tcMar>
+              <w:top w:w="20" w:type="dxa"/>
+              <w:bottom w:w="20" w:type="dxa"/>
+              <w:left w:w="35" w:type="dxa"/>
+              <w:right w:w="35" w:type="dxa"/>
+            </w:tcMar>
+          </w:tcPr>
+          <w:p>
+            <w:pPr>
+              <w:jc w:val="center"/>
+            </w:pPr>
+            <w:r>
+              <w:rPr>
+                <w:sz w:val="15"/>
+              </w:rPr>
+              <w:t>%35.0</w:t>
+            </w:r>
+          </w:p>
+        </w:tc>
+      </w:tr>
+      <w:tr>
+        <w:tc>
+          <w:tcPr>
+            <w:tcW w:type="dxa" w:w="1543"/>
+            <w:tcMar>
+              <w:top w:w="20" w:type="dxa"/>
+              <w:bottom w:w="20" w:type="dxa"/>
+              <w:left w:w="35" w:type="dxa"/>
+              <w:right w:w="35" w:type="dxa"/>
+            </w:tcMar>
+          </w:tcPr>
+          <w:p>
+            <w:pPr>
+              <w:jc w:val="left"/>
+            </w:pPr>
+            <w:r>
+              <w:rPr>
+                <w:sz w:val="15"/>
+              </w:rPr>
+              <w:t>İnkılap Tarihi</w:t>
+            </w:r>
+          </w:p>
+        </w:tc>
+        <w:tc>
+          <w:tcPr>
+            <w:tcW w:type="dxa" w:w="1543"/>
+            <w:tcMar>
+              <w:top w:w="20" w:type="dxa"/>
+              <w:bottom w:w="20" w:type="dxa"/>
+              <w:left w:w="35" w:type="dxa"/>
+              <w:right w:w="35" w:type="dxa"/>
+            </w:tcMar>
+          </w:tcPr>
+          <w:p>
+            <w:pPr>
+              <w:jc w:val="center"/>
+            </w:pPr>
+            <w:r>
+              <w:rPr>
+                <w:sz w:val="15"/>
+              </w:rPr>
+              <w:t>10</w:t>
+            </w:r>
+          </w:p>
+        </w:tc>
+        <w:tc>
+          <w:tcPr>
+            <w:tcW w:type="dxa" w:w="1543"/>
+            <w:tcMar>
+              <w:top w:w="20" w:type="dxa"/>
+              <w:bottom w:w="20" w:type="dxa"/>
+              <w:left w:w="35" w:type="dxa"/>
+              <w:right w:w="35" w:type="dxa"/>
+            </w:tcMar>
+          </w:tcPr>
+          <w:p>
+            <w:pPr>
+              <w:jc w:val="center"/>
+            </w:pPr>
+            <w:r>
+              <w:rPr>
+                <w:sz w:val="15"/>
+              </w:rPr>
+              <w:t>3</w:t>
+            </w:r>
+          </w:p>
+        </w:tc>
+        <w:tc>
+          <w:tcPr>
+            <w:tcW w:type="dxa" w:w="1543"/>
+            <w:tcMar>
+              <w:top w:w="20" w:type="dxa"/>
+              <w:bottom w:w="20" w:type="dxa"/>
+              <w:left w:w="35" w:type="dxa"/>
+              <w:right w:w="35" w:type="dxa"/>
+            </w:tcMar>
+          </w:tcPr>
+          <w:p>
+            <w:pPr>
+              <w:jc w:val="center"/>
+            </w:pPr>
+            <w:r>
+              <w:rPr>
+                <w:sz w:val="15"/>
+              </w:rPr>
+              <w:t>7</w:t>
             </w:r>
           </w:p>
         </w:tc>
@@ -549,7 +705,7 @@
               <w:rPr>
                 <w:sz w:val="15"/>
               </w:rPr>
-              <w:t>4.00</w:t>
+              <w:t>0.67</w:t>
             </w:r>
           </w:p>
         </w:tc>
@@ -571,7 +727,7 @@
               <w:rPr>
                 <w:sz w:val="15"/>
               </w:rPr>
-              <w:t>%20.0</w:t>
+              <w:t>%6.7</w:t>
             </w:r>
           </w:p>
         </w:tc>
@@ -595,7 +751,7 @@
               <w:rPr>
                 <w:sz w:val="15"/>
               </w:rPr>
-              <w:t>İnkılap Tarihi</w:t>
+              <w:t>Din Kültürü</w:t>
             </w:r>
           </w:p>
         </w:tc>
@@ -751,162 +907,6 @@
               <w:rPr>
                 <w:sz w:val="15"/>
               </w:rPr>
-              <w:t>Din Kültürü</w:t>
-            </w:r>
-          </w:p>
-        </w:tc>
-        <w:tc>
-          <w:tcPr>
-            <w:tcW w:type="dxa" w:w="1543"/>
-            <w:tcMar>
-              <w:top w:w="20" w:type="dxa"/>
-              <w:bottom w:w="20" w:type="dxa"/>
-              <w:left w:w="35" w:type="dxa"/>
-              <w:right w:w="35" w:type="dxa"/>
-            </w:tcMar>
-          </w:tcPr>
-          <w:p>
-            <w:pPr>
-              <w:jc w:val="center"/>
-            </w:pPr>
-            <w:r>
-              <w:rPr>
-                <w:sz w:val="15"/>
-              </w:rPr>
-              <w:t>10</w:t>
-            </w:r>
-          </w:p>
-        </w:tc>
-        <w:tc>
-          <w:tcPr>
-            <w:tcW w:type="dxa" w:w="1543"/>
-            <w:tcMar>
-              <w:top w:w="20" w:type="dxa"/>
-              <w:bottom w:w="20" w:type="dxa"/>
-              <w:left w:w="35" w:type="dxa"/>
-              <w:right w:w="35" w:type="dxa"/>
-            </w:tcMar>
-          </w:tcPr>
-          <w:p>
-            <w:pPr>
-              <w:jc w:val="center"/>
-            </w:pPr>
-            <w:r>
-              <w:rPr>
-                <w:sz w:val="15"/>
-              </w:rPr>
-              <w:t>2</w:t>
-            </w:r>
-          </w:p>
-        </w:tc>
-        <w:tc>
-          <w:tcPr>
-            <w:tcW w:type="dxa" w:w="1543"/>
-            <w:tcMar>
-              <w:top w:w="20" w:type="dxa"/>
-              <w:bottom w:w="20" w:type="dxa"/>
-              <w:left w:w="35" w:type="dxa"/>
-              <w:right w:w="35" w:type="dxa"/>
-            </w:tcMar>
-          </w:tcPr>
-          <w:p>
-            <w:pPr>
-              <w:jc w:val="center"/>
-            </w:pPr>
-            <w:r>
-              <w:rPr>
-                <w:sz w:val="15"/>
-              </w:rPr>
-              <w:t>8</w:t>
-            </w:r>
-          </w:p>
-        </w:tc>
-        <w:tc>
-          <w:tcPr>
-            <w:tcW w:type="dxa" w:w="1543"/>
-            <w:tcMar>
-              <w:top w:w="20" w:type="dxa"/>
-              <w:bottom w:w="20" w:type="dxa"/>
-              <w:left w:w="35" w:type="dxa"/>
-              <w:right w:w="35" w:type="dxa"/>
-            </w:tcMar>
-          </w:tcPr>
-          <w:p>
-            <w:pPr>
-              <w:jc w:val="center"/>
-            </w:pPr>
-            <w:r>
-              <w:rPr>
-                <w:sz w:val="15"/>
-              </w:rPr>
-              <w:t>0</w:t>
-            </w:r>
-          </w:p>
-        </w:tc>
-        <w:tc>
-          <w:tcPr>
-            <w:tcW w:type="dxa" w:w="1543"/>
-            <w:tcMar>
-              <w:top w:w="20" w:type="dxa"/>
-              <w:bottom w:w="20" w:type="dxa"/>
-              <w:left w:w="35" w:type="dxa"/>
-              <w:right w:w="35" w:type="dxa"/>
-            </w:tcMar>
-          </w:tcPr>
-          <w:p>
-            <w:pPr>
-              <w:jc w:val="center"/>
-            </w:pPr>
-            <w:r>
-              <w:rPr>
-                <w:sz w:val="15"/>
-              </w:rPr>
-              <w:t>-0.67</w:t>
-            </w:r>
-          </w:p>
-        </w:tc>
-        <w:tc>
-          <w:tcPr>
-            <w:tcW w:type="dxa" w:w="1543"/>
-            <w:tcMar>
-              <w:top w:w="20" w:type="dxa"/>
-              <w:bottom w:w="20" w:type="dxa"/>
-              <w:left w:w="35" w:type="dxa"/>
-              <w:right w:w="35" w:type="dxa"/>
-            </w:tcMar>
-          </w:tcPr>
-          <w:p>
-            <w:pPr>
-              <w:jc w:val="center"/>
-            </w:pPr>
-            <w:r>
-              <w:rPr>
-                <w:sz w:val="15"/>
-              </w:rPr>
-              <w:t>%0.0</w:t>
-            </w:r>
-          </w:p>
-        </w:tc>
-      </w:tr>
-      <w:tr>
-        <w:tc>
-          <w:tcPr>
-            <w:tcW w:type="dxa" w:w="1543"/>
-            <w:tcMar>
-              <w:top w:w="20" w:type="dxa"/>
-              <w:bottom w:w="20" w:type="dxa"/>
-              <w:left w:w="35" w:type="dxa"/>
-              <w:right w:w="35" w:type="dxa"/>
-            </w:tcMar>
-          </w:tcPr>
-          <w:p>
-            <w:pPr>
-              <w:jc w:val="left"/>
-            </w:pPr>
-            <w:r>
-              <w:rPr>
-                <w:sz w:val="15"/>
-              </w:rPr>
               <w:t>İngilizce</w:t>
             </w:r>
           </w:p>
@@ -951,7 +951,7 @@
               <w:rPr>
                 <w:sz w:val="15"/>
               </w:rPr>
-              <w:t>0</w:t>
+              <w:t>3</w:t>
             </w:r>
           </w:p>
         </w:tc>
@@ -973,7 +973,7 @@
               <w:rPr>
                 <w:sz w:val="15"/>
               </w:rPr>
-              <w:t>10</w:t>
+              <w:t>7</w:t>
             </w:r>
           </w:p>
         </w:tc>
@@ -1017,7 +1017,7 @@
               <w:rPr>
                 <w:sz w:val="15"/>
               </w:rPr>
-              <w:t>-3.33</w:t>
+              <w:t>0.67</w:t>
             </w:r>
           </w:p>
         </w:tc>
@@ -1039,7 +1039,7 @@
               <w:rPr>
                 <w:sz w:val="15"/>
               </w:rPr>
-              <w:t>%0.0</w:t>
+              <w:t>%6.7</w:t>
             </w:r>
           </w:p>
         </w:tc>
@@ -1107,7 +1107,7 @@
               <w:rPr>
                 <w:sz w:val="15"/>
               </w:rPr>
-              <w:t>3</w:t>
+              <w:t>9</w:t>
             </w:r>
           </w:p>
         </w:tc>
@@ -1129,7 +1129,7 @@
               <w:rPr>
                 <w:sz w:val="15"/>
               </w:rPr>
-              <w:t>14</w:t>
+              <w:t>11</w:t>
             </w:r>
           </w:p>
         </w:tc>
@@ -1151,7 +1151,7 @@
               <w:rPr>
                 <w:sz w:val="15"/>
               </w:rPr>
-              <w:t>3</w:t>
+              <w:t>0</w:t>
             </w:r>
           </w:p>
         </w:tc>
@@ -1173,7 +1173,7 @@
               <w:rPr>
                 <w:sz w:val="15"/>
               </w:rPr>
-              <w:t>-1.67</w:t>
+              <w:t>5.33</w:t>
             </w:r>
           </w:p>
         </w:tc>
@@ -1195,7 +1195,7 @@
               <w:rPr>
                 <w:sz w:val="15"/>
               </w:rPr>
-              <w:t>%0.0</w:t>
+              <w:t>%26.7</w:t>
             </w:r>
           </w:p>
         </w:tc>
@@ -1263,7 +1263,7 @@
               <w:rPr>
                 <w:sz w:val="15"/>
               </w:rPr>
-              <w:t>9</w:t>
+              <w:t>2</w:t>
             </w:r>
           </w:p>
         </w:tc>
@@ -1285,7 +1285,7 @@
               <w:rPr>
                 <w:sz w:val="15"/>
               </w:rPr>
-              <w:t>10</w:t>
+              <w:t>16</w:t>
             </w:r>
           </w:p>
         </w:tc>
@@ -1307,7 +1307,7 @@
               <w:rPr>
                 <w:sz w:val="15"/>
               </w:rPr>
-              <w:t>1</w:t>
+              <w:t>2</w:t>
             </w:r>
           </w:p>
         </w:tc>
@@ -1329,7 +1329,7 @@
               <w:rPr>
                 <w:sz w:val="15"/>
               </w:rPr>
-              <w:t>5.67</w:t>
+              <w:t>-3.33</w:t>
             </w:r>
           </w:p>
         </w:tc>
@@ -1351,7 +1351,7 @@
               <w:rPr>
                 <w:sz w:val="15"/>
               </w:rPr>
-              <w:t>%28.3</w:t>
+              <w:t>%0.0</w:t>
             </w:r>
           </w:p>
         </w:tc>
@@ -1425,7 +1425,7 @@
                 <w:b/>
                 <w:sz w:val="15"/>
               </w:rPr>
-              <w:t>27</w:t>
+              <w:t>32</w:t>
             </w:r>
           </w:p>
         </w:tc>
@@ -1449,7 +1449,7 @@
                 <w:b/>
                 <w:sz w:val="15"/>
               </w:rPr>
-              <w:t>59</w:t>
+              <w:t>55</w:t>
             </w:r>
           </w:p>
         </w:tc>
@@ -1473,7 +1473,7 @@
                 <w:b/>
                 <w:sz w:val="15"/>
               </w:rPr>
-              <w:t>4</w:t>
+              <w:t>3</w:t>
             </w:r>
           </w:p>
         </w:tc>
@@ -1497,7 +1497,7 @@
                 <w:b/>
                 <w:sz w:val="15"/>
               </w:rPr>
-              <w:t>7.33</w:t>
+              <w:t>13.67</w:t>
             </w:r>
           </w:p>
         </w:tc>
@@ -1521,7 +1521,629 @@
                 <w:b/>
                 <w:sz w:val="15"/>
               </w:rPr>
-              <w:t>%8.1</w:t>
+              <w:t>%15.2</w:t>
+            </w:r>
+          </w:p>
+        </w:tc>
+      </w:tr>
+    </w:tbl>
+    <w:p>
+      <w:pPr>
+        <w:spacing w:before="80" w:after="40"/>
+      </w:pPr>
+      <w:r>
+        <w:rPr>
+          <w:b/>
+          <w:color w:val="1F497D"/>
+          <w:sz w:val="18"/>
+        </w:rPr>
+        <w:t>1. DENEMELER ARASI GELİŞİM VE AKADEMİK DEĞİŞİM ANALİZİ (PARAF 1 ➔ NARTEST 1)</w:t>
+      </w:r>
+    </w:p>
+    <w:tbl>
+      <w:tblPr>
+        <w:tblW w:type="auto" w:w="0"/>
+        <w:jc w:val="center"/>
+        <w:tblLook w:firstColumn="1" w:firstRow="1" w:lastColumn="0" w:lastRow="0" w:noHBand="0" w:noVBand="1" w:val="04A0"/>
+        <w:tblBorders>
+          <w:top w:val="single" w:sz="4" w:space="0" w:color="B0C4DE"/>
+          <w:left w:val="single" w:sz="4" w:space="0" w:color="B0C4DE"/>
+          <w:bottom w:val="single" w:sz="4" w:space="0" w:color="B0C4DE"/>
+          <w:right w:val="single" w:sz="4" w:space="0" w:color="B0C4DE"/>
+          <w:insideH w:val="single" w:sz="4" w:space="0" w:color="B0C4DE"/>
+          <w:insideV w:val="single" w:sz="4" w:space="0" w:color="B0C4DE"/>
+        </w:tblBorders>
+      </w:tblPr>
+      <w:tblGrid>
+        <w:gridCol w:w="2160"/>
+        <w:gridCol w:w="2160"/>
+        <w:gridCol w:w="2160"/>
+        <w:gridCol w:w="2160"/>
+        <w:gridCol w:w="2160"/>
+      </w:tblGrid>
+      <w:tr>
+        <w:tc>
+          <w:tcPr>
+            <w:tcW w:type="dxa" w:w="2160"/>
+            <w:shd w:fill="1F497D"/>
+            <w:tcMar>
+              <w:top w:w="25" w:type="dxa"/>
+              <w:bottom w:w="25" w:type="dxa"/>
+              <w:left w:w="35" w:type="dxa"/>
+              <w:right w:w="35" w:type="dxa"/>
+            </w:tcMar>
+          </w:tcPr>
+          <w:p>
+            <w:pPr>
+              <w:jc w:val="left"/>
+            </w:pPr>
+            <w:r>
+              <w:rPr>
+                <w:b/>
+                <w:color w:val="FFFFFF"/>
+                <w:sz w:val="15"/>
+              </w:rPr>
+              <w:t>Değerlendirme Kriteri</w:t>
+            </w:r>
+          </w:p>
+        </w:tc>
+        <w:tc>
+          <w:tcPr>
+            <w:tcW w:type="dxa" w:w="2160"/>
+            <w:shd w:fill="1F497D"/>
+            <w:tcMar>
+              <w:top w:w="25" w:type="dxa"/>
+              <w:bottom w:w="25" w:type="dxa"/>
+              <w:left w:w="35" w:type="dxa"/>
+              <w:right w:w="35" w:type="dxa"/>
+            </w:tcMar>
+          </w:tcPr>
+          <w:p>
+            <w:pPr>
+              <w:jc w:val="center"/>
+            </w:pPr>
+            <w:r>
+              <w:rPr>
+                <w:b/>
+                <w:color w:val="FFFFFF"/>
+                <w:sz w:val="15"/>
+              </w:rPr>
+              <w:t>1. Deneme (PARAF)</w:t>
+            </w:r>
+          </w:p>
+        </w:tc>
+        <w:tc>
+          <w:tcPr>
+            <w:tcW w:type="dxa" w:w="2160"/>
+            <w:shd w:fill="1F497D"/>
+            <w:tcMar>
+              <w:top w:w="25" w:type="dxa"/>
+              <w:bottom w:w="25" w:type="dxa"/>
+              <w:left w:w="35" w:type="dxa"/>
+              <w:right w:w="35" w:type="dxa"/>
+            </w:tcMar>
+          </w:tcPr>
+          <w:p>
+            <w:pPr>
+              <w:jc w:val="center"/>
+            </w:pPr>
+            <w:r>
+              <w:rPr>
+                <w:b/>
+                <w:color w:val="FFFFFF"/>
+                <w:sz w:val="15"/>
+              </w:rPr>
+              <w:t>2. Deneme (NARTEST)</w:t>
+            </w:r>
+          </w:p>
+        </w:tc>
+        <w:tc>
+          <w:tcPr>
+            <w:tcW w:type="dxa" w:w="2160"/>
+            <w:shd w:fill="1F497D"/>
+            <w:tcMar>
+              <w:top w:w="25" w:type="dxa"/>
+              <w:bottom w:w="25" w:type="dxa"/>
+              <w:left w:w="35" w:type="dxa"/>
+              <w:right w:w="35" w:type="dxa"/>
+            </w:tcMar>
+          </w:tcPr>
+          <w:p>
+            <w:pPr>
+              <w:jc w:val="center"/>
+            </w:pPr>
+            <w:r>
+              <w:rPr>
+                <w:b/>
+                <w:color w:val="FFFFFF"/>
+                <w:sz w:val="15"/>
+              </w:rPr>
+              <w:t>Sınavlar Arası Fark</w:t>
+            </w:r>
+          </w:p>
+        </w:tc>
+        <w:tc>
+          <w:tcPr>
+            <w:tcW w:type="dxa" w:w="2160"/>
+            <w:shd w:fill="1F497D"/>
+            <w:tcMar>
+              <w:top w:w="25" w:type="dxa"/>
+              <w:bottom w:w="25" w:type="dxa"/>
+              <w:left w:w="35" w:type="dxa"/>
+              <w:right w:w="35" w:type="dxa"/>
+            </w:tcMar>
+          </w:tcPr>
+          <w:p>
+            <w:pPr>
+              <w:jc w:val="center"/>
+            </w:pPr>
+            <w:r>
+              <w:rPr>
+                <w:b/>
+                <w:color w:val="FFFFFF"/>
+                <w:sz w:val="15"/>
+              </w:rPr>
+              <w:t>Gelişim Durumu</w:t>
+            </w:r>
+          </w:p>
+        </w:tc>
+      </w:tr>
+      <w:tr>
+        <w:tc>
+          <w:tcPr>
+            <w:tcW w:type="dxa" w:w="2160"/>
+            <w:tcMar>
+              <w:top w:w="20" w:type="dxa"/>
+              <w:bottom w:w="20" w:type="dxa"/>
+              <w:left w:w="35" w:type="dxa"/>
+              <w:right w:w="35" w:type="dxa"/>
+            </w:tcMar>
+            <w:shd w:fill="F0F4F8"/>
+          </w:tcPr>
+          <w:p>
+            <w:pPr>
+              <w:jc w:val="left"/>
+            </w:pPr>
+            <w:r>
+              <w:rPr>
+                <w:sz w:val="15"/>
+              </w:rPr>
+              <w:t>Toplam Net</w:t>
+            </w:r>
+          </w:p>
+        </w:tc>
+        <w:tc>
+          <w:tcPr>
+            <w:tcW w:type="dxa" w:w="2160"/>
+            <w:tcMar>
+              <w:top w:w="20" w:type="dxa"/>
+              <w:bottom w:w="20" w:type="dxa"/>
+              <w:left w:w="35" w:type="dxa"/>
+              <w:right w:w="35" w:type="dxa"/>
+            </w:tcMar>
+            <w:shd w:fill="F0F4F8"/>
+          </w:tcPr>
+          <w:p>
+            <w:pPr>
+              <w:jc w:val="center"/>
+            </w:pPr>
+            <w:r>
+              <w:rPr>
+                <w:sz w:val="15"/>
+              </w:rPr>
+              <w:t>7.33 Net</w:t>
+            </w:r>
+          </w:p>
+        </w:tc>
+        <w:tc>
+          <w:tcPr>
+            <w:tcW w:type="dxa" w:w="2160"/>
+            <w:tcMar>
+              <w:top w:w="20" w:type="dxa"/>
+              <w:bottom w:w="20" w:type="dxa"/>
+              <w:left w:w="35" w:type="dxa"/>
+              <w:right w:w="35" w:type="dxa"/>
+            </w:tcMar>
+            <w:shd w:fill="F0F4F8"/>
+          </w:tcPr>
+          <w:p>
+            <w:pPr>
+              <w:jc w:val="center"/>
+            </w:pPr>
+            <w:r>
+              <w:rPr>
+                <w:sz w:val="15"/>
+              </w:rPr>
+              <w:t>13.67 Net</w:t>
+            </w:r>
+          </w:p>
+        </w:tc>
+        <w:tc>
+          <w:tcPr>
+            <w:tcW w:type="dxa" w:w="2160"/>
+            <w:tcMar>
+              <w:top w:w="20" w:type="dxa"/>
+              <w:bottom w:w="20" w:type="dxa"/>
+              <w:left w:w="35" w:type="dxa"/>
+              <w:right w:w="35" w:type="dxa"/>
+            </w:tcMar>
+            <w:shd w:fill="E8F8F5"/>
+          </w:tcPr>
+          <w:p>
+            <w:pPr>
+              <w:jc w:val="center"/>
+            </w:pPr>
+            <w:r>
+              <w:rPr>
+                <w:b/>
+                <w:sz w:val="15"/>
+              </w:rPr>
+              <w:t>+6.34 Net</w:t>
+            </w:r>
+          </w:p>
+        </w:tc>
+        <w:tc>
+          <w:tcPr>
+            <w:tcW w:type="dxa" w:w="2160"/>
+            <w:tcMar>
+              <w:top w:w="20" w:type="dxa"/>
+              <w:bottom w:w="20" w:type="dxa"/>
+              <w:left w:w="35" w:type="dxa"/>
+              <w:right w:w="35" w:type="dxa"/>
+            </w:tcMar>
+            <w:shd w:fill="F0F4F8"/>
+          </w:tcPr>
+          <w:p>
+            <w:pPr>
+              <w:jc w:val="center"/>
+            </w:pPr>
+            <w:r>
+              <w:rPr>
+                <w:sz w:val="15"/>
+              </w:rPr>
+              <w:t>🚀 Çok Güçlü İlerleme</w:t>
+            </w:r>
+          </w:p>
+        </w:tc>
+      </w:tr>
+      <w:tr>
+        <w:tc>
+          <w:tcPr>
+            <w:tcW w:type="dxa" w:w="2160"/>
+            <w:tcMar>
+              <w:top w:w="20" w:type="dxa"/>
+              <w:bottom w:w="20" w:type="dxa"/>
+              <w:left w:w="35" w:type="dxa"/>
+              <w:right w:w="35" w:type="dxa"/>
+            </w:tcMar>
+          </w:tcPr>
+          <w:p>
+            <w:pPr>
+              <w:jc w:val="left"/>
+            </w:pPr>
+            <w:r>
+              <w:rPr>
+                <w:sz w:val="15"/>
+              </w:rPr>
+              <w:t>LGS Puanı</w:t>
+            </w:r>
+          </w:p>
+        </w:tc>
+        <w:tc>
+          <w:tcPr>
+            <w:tcW w:type="dxa" w:w="2160"/>
+            <w:tcMar>
+              <w:top w:w="20" w:type="dxa"/>
+              <w:bottom w:w="20" w:type="dxa"/>
+              <w:left w:w="35" w:type="dxa"/>
+              <w:right w:w="35" w:type="dxa"/>
+            </w:tcMar>
+          </w:tcPr>
+          <w:p>
+            <w:pPr>
+              <w:jc w:val="center"/>
+            </w:pPr>
+            <w:r>
+              <w:rPr>
+                <w:sz w:val="15"/>
+              </w:rPr>
+              <w:t>210.69 Puan</w:t>
+            </w:r>
+          </w:p>
+        </w:tc>
+        <w:tc>
+          <w:tcPr>
+            <w:tcW w:type="dxa" w:w="2160"/>
+            <w:tcMar>
+              <w:top w:w="20" w:type="dxa"/>
+              <w:bottom w:w="20" w:type="dxa"/>
+              <w:left w:w="35" w:type="dxa"/>
+              <w:right w:w="35" w:type="dxa"/>
+            </w:tcMar>
+          </w:tcPr>
+          <w:p>
+            <w:pPr>
+              <w:jc w:val="center"/>
+            </w:pPr>
+            <w:r>
+              <w:rPr>
+                <w:sz w:val="15"/>
+              </w:rPr>
+              <w:t>229.84 Puan</w:t>
+            </w:r>
+          </w:p>
+        </w:tc>
+        <w:tc>
+          <w:tcPr>
+            <w:tcW w:type="dxa" w:w="2160"/>
+            <w:tcMar>
+              <w:top w:w="20" w:type="dxa"/>
+              <w:bottom w:w="20" w:type="dxa"/>
+              <w:left w:w="35" w:type="dxa"/>
+              <w:right w:w="35" w:type="dxa"/>
+            </w:tcMar>
+            <w:shd w:fill="E8F8F5"/>
+          </w:tcPr>
+          <w:p>
+            <w:pPr>
+              <w:jc w:val="center"/>
+            </w:pPr>
+            <w:r>
+              <w:rPr>
+                <w:b/>
+                <w:sz w:val="15"/>
+              </w:rPr>
+              <w:t>+19.15 Puan</w:t>
+            </w:r>
+          </w:p>
+        </w:tc>
+        <w:tc>
+          <w:tcPr>
+            <w:tcW w:type="dxa" w:w="2160"/>
+            <w:tcMar>
+              <w:top w:w="20" w:type="dxa"/>
+              <w:bottom w:w="20" w:type="dxa"/>
+              <w:left w:w="35" w:type="dxa"/>
+              <w:right w:w="35" w:type="dxa"/>
+            </w:tcMar>
+          </w:tcPr>
+          <w:p>
+            <w:pPr>
+              <w:jc w:val="center"/>
+            </w:pPr>
+            <w:r>
+              <w:rPr>
+                <w:sz w:val="15"/>
+              </w:rPr>
+              <w:t>Belirgin Puan Artışı</w:t>
+            </w:r>
+          </w:p>
+        </w:tc>
+      </w:tr>
+      <w:tr>
+        <w:tc>
+          <w:tcPr>
+            <w:tcW w:type="dxa" w:w="2160"/>
+            <w:tcMar>
+              <w:top w:w="20" w:type="dxa"/>
+              <w:bottom w:w="20" w:type="dxa"/>
+              <w:left w:w="35" w:type="dxa"/>
+              <w:right w:w="35" w:type="dxa"/>
+            </w:tcMar>
+          </w:tcPr>
+          <w:p>
+            <w:pPr>
+              <w:jc w:val="left"/>
+            </w:pPr>
+            <w:r>
+              <w:rPr>
+                <w:sz w:val="15"/>
+              </w:rPr>
+              <w:t>Sınıf Derecesi</w:t>
+            </w:r>
+          </w:p>
+        </w:tc>
+        <w:tc>
+          <w:tcPr>
+            <w:tcW w:type="dxa" w:w="2160"/>
+            <w:tcMar>
+              <w:top w:w="20" w:type="dxa"/>
+              <w:bottom w:w="20" w:type="dxa"/>
+              <w:left w:w="35" w:type="dxa"/>
+              <w:right w:w="35" w:type="dxa"/>
+            </w:tcMar>
+          </w:tcPr>
+          <w:p>
+            <w:pPr>
+              <w:jc w:val="center"/>
+            </w:pPr>
+            <w:r>
+              <w:rPr>
+                <w:sz w:val="15"/>
+              </w:rPr>
+              <w:t>27. Sıra / 27</w:t>
+            </w:r>
+          </w:p>
+        </w:tc>
+        <w:tc>
+          <w:tcPr>
+            <w:tcW w:type="dxa" w:w="2160"/>
+            <w:tcMar>
+              <w:top w:w="20" w:type="dxa"/>
+              <w:bottom w:w="20" w:type="dxa"/>
+              <w:left w:w="35" w:type="dxa"/>
+              <w:right w:w="35" w:type="dxa"/>
+            </w:tcMar>
+          </w:tcPr>
+          <w:p>
+            <w:pPr>
+              <w:jc w:val="center"/>
+            </w:pPr>
+            <w:r>
+              <w:rPr>
+                <w:sz w:val="15"/>
+              </w:rPr>
+              <w:t>24. Sıra / 28</w:t>
+            </w:r>
+          </w:p>
+        </w:tc>
+        <w:tc>
+          <w:tcPr>
+            <w:tcW w:type="dxa" w:w="2160"/>
+            <w:tcMar>
+              <w:top w:w="20" w:type="dxa"/>
+              <w:bottom w:w="20" w:type="dxa"/>
+              <w:left w:w="35" w:type="dxa"/>
+              <w:right w:w="35" w:type="dxa"/>
+            </w:tcMar>
+            <w:shd w:fill="E8F8F5"/>
+          </w:tcPr>
+          <w:p>
+            <w:pPr>
+              <w:jc w:val="center"/>
+            </w:pPr>
+            <w:r>
+              <w:rPr>
+                <w:b/>
+                <w:sz w:val="15"/>
+              </w:rPr>
+              <w:t>+3 Sıra Yükseldi</w:t>
+            </w:r>
+          </w:p>
+        </w:tc>
+        <w:tc>
+          <w:tcPr>
+            <w:tcW w:type="dxa" w:w="2160"/>
+            <w:tcMar>
+              <w:top w:w="20" w:type="dxa"/>
+              <w:bottom w:w="20" w:type="dxa"/>
+              <w:left w:w="35" w:type="dxa"/>
+              <w:right w:w="35" w:type="dxa"/>
+            </w:tcMar>
+          </w:tcPr>
+          <w:p>
+            <w:pPr>
+              <w:jc w:val="center"/>
+            </w:pPr>
+            <w:r>
+              <w:rPr>
+                <w:sz w:val="15"/>
+              </w:rPr>
+              <w:t>Sınıf İçi Başarı</w:t>
+            </w:r>
+          </w:p>
+        </w:tc>
+      </w:tr>
+      <w:tr>
+        <w:tc>
+          <w:tcPr>
+            <w:tcW w:type="dxa" w:w="2160"/>
+            <w:tcMar>
+              <w:top w:w="20" w:type="dxa"/>
+              <w:bottom w:w="20" w:type="dxa"/>
+              <w:left w:w="35" w:type="dxa"/>
+              <w:right w:w="35" w:type="dxa"/>
+            </w:tcMar>
+          </w:tcPr>
+          <w:p>
+            <w:pPr>
+              <w:jc w:val="left"/>
+            </w:pPr>
+            <w:r>
+              <w:rPr>
+                <w:sz w:val="15"/>
+              </w:rPr>
+              <w:t>Okul Derecesi</w:t>
+            </w:r>
+          </w:p>
+        </w:tc>
+        <w:tc>
+          <w:tcPr>
+            <w:tcW w:type="dxa" w:w="2160"/>
+            <w:tcMar>
+              <w:top w:w="20" w:type="dxa"/>
+              <w:bottom w:w="20" w:type="dxa"/>
+              <w:left w:w="35" w:type="dxa"/>
+              <w:right w:w="35" w:type="dxa"/>
+            </w:tcMar>
+          </w:tcPr>
+          <w:p>
+            <w:pPr>
+              <w:jc w:val="center"/>
+            </w:pPr>
+            <w:r>
+              <w:rPr>
+                <w:sz w:val="15"/>
+              </w:rPr>
+              <w:t>100. Sıra / 110</w:t>
+            </w:r>
+          </w:p>
+        </w:tc>
+        <w:tc>
+          <w:tcPr>
+            <w:tcW w:type="dxa" w:w="2160"/>
+            <w:tcMar>
+              <w:top w:w="20" w:type="dxa"/>
+              <w:bottom w:w="20" w:type="dxa"/>
+              <w:left w:w="35" w:type="dxa"/>
+              <w:right w:w="35" w:type="dxa"/>
+            </w:tcMar>
+          </w:tcPr>
+          <w:p>
+            <w:pPr>
+              <w:jc w:val="center"/>
+            </w:pPr>
+            <w:r>
+              <w:rPr>
+                <w:sz w:val="15"/>
+              </w:rPr>
+              <w:t>46. Sıra / 56</w:t>
+            </w:r>
+          </w:p>
+        </w:tc>
+        <w:tc>
+          <w:tcPr>
+            <w:tcW w:type="dxa" w:w="2160"/>
+            <w:tcMar>
+              <w:top w:w="20" w:type="dxa"/>
+              <w:bottom w:w="20" w:type="dxa"/>
+              <w:left w:w="35" w:type="dxa"/>
+              <w:right w:w="35" w:type="dxa"/>
+            </w:tcMar>
+            <w:shd w:fill="E8F8F5"/>
+          </w:tcPr>
+          <w:p>
+            <w:pPr>
+              <w:jc w:val="center"/>
+            </w:pPr>
+            <w:r>
+              <w:rPr>
+                <w:b/>
+                <w:sz w:val="15"/>
+              </w:rPr>
+              <w:t>+54 Sıra Yükseldi</w:t>
+            </w:r>
+          </w:p>
+        </w:tc>
+        <w:tc>
+          <w:tcPr>
+            <w:tcW w:type="dxa" w:w="2160"/>
+            <w:tcMar>
+              <w:top w:w="20" w:type="dxa"/>
+              <w:bottom w:w="20" w:type="dxa"/>
+              <w:left w:w="35" w:type="dxa"/>
+              <w:right w:w="35" w:type="dxa"/>
+            </w:tcMar>
+          </w:tcPr>
+          <w:p>
+            <w:pPr>
+              <w:jc w:val="center"/>
+            </w:pPr>
+            <w:r>
+              <w:rPr>
+                <w:sz w:val="15"/>
+              </w:rPr>
+              <w:t>Okul İçi Başarı</w:t>
             </w:r>
           </w:p>
         </w:tc>
@@ -1535,9 +2157,569 @@
         <w:rPr>
           <w:b/>
           <w:color w:val="006666"/>
+          <w:sz w:val="16"/>
+        </w:rPr>
+        <w:t>Branş Bazlı Net Değişim Tablosu:</w:t>
+      </w:r>
+    </w:p>
+    <w:tbl>
+      <w:tblPr>
+        <w:tblW w:type="auto" w:w="0"/>
+        <w:jc w:val="center"/>
+        <w:tblLook w:firstColumn="1" w:firstRow="1" w:lastColumn="0" w:lastRow="0" w:noHBand="0" w:noVBand="1" w:val="04A0"/>
+        <w:tblBorders>
+          <w:top w:val="single" w:sz="4" w:space="0" w:color="B0C4DE"/>
+          <w:left w:val="single" w:sz="4" w:space="0" w:color="B0C4DE"/>
+          <w:bottom w:val="single" w:sz="4" w:space="0" w:color="B0C4DE"/>
+          <w:right w:val="single" w:sz="4" w:space="0" w:color="B0C4DE"/>
+          <w:insideH w:val="single" w:sz="4" w:space="0" w:color="B0C4DE"/>
+          <w:insideV w:val="single" w:sz="4" w:space="0" w:color="B0C4DE"/>
+        </w:tblBorders>
+      </w:tblPr>
+      <w:tblGrid>
+        <w:gridCol w:w="1543"/>
+        <w:gridCol w:w="1543"/>
+        <w:gridCol w:w="1543"/>
+        <w:gridCol w:w="1543"/>
+        <w:gridCol w:w="1543"/>
+        <w:gridCol w:w="1543"/>
+        <w:gridCol w:w="1543"/>
+      </w:tblGrid>
+      <w:tr>
+        <w:tc>
+          <w:tcPr>
+            <w:tcW w:type="dxa" w:w="1543"/>
+            <w:shd w:fill="1F497D"/>
+            <w:tcMar>
+              <w:top w:w="20" w:type="dxa"/>
+              <w:bottom w:w="20" w:type="dxa"/>
+              <w:left w:w="30" w:type="dxa"/>
+              <w:right w:w="30" w:type="dxa"/>
+            </w:tcMar>
+          </w:tcPr>
+          <w:p>
+            <w:pPr>
+              <w:jc w:val="center"/>
+            </w:pPr>
+            <w:r>
+              <w:rPr>
+                <w:b/>
+                <w:color w:val="FFFFFF"/>
+                <w:sz w:val="15"/>
+              </w:rPr>
+              <w:t>Deneme Sınavı</w:t>
+            </w:r>
+          </w:p>
+        </w:tc>
+        <w:tc>
+          <w:tcPr>
+            <w:tcW w:type="dxa" w:w="1543"/>
+            <w:shd w:fill="1F497D"/>
+            <w:tcMar>
+              <w:top w:w="20" w:type="dxa"/>
+              <w:bottom w:w="20" w:type="dxa"/>
+              <w:left w:w="30" w:type="dxa"/>
+              <w:right w:w="30" w:type="dxa"/>
+            </w:tcMar>
+          </w:tcPr>
+          <w:p>
+            <w:pPr>
+              <w:jc w:val="center"/>
+            </w:pPr>
+            <w:r>
+              <w:rPr>
+                <w:b/>
+                <w:color w:val="FFFFFF"/>
+                <w:sz w:val="15"/>
+              </w:rPr>
+              <w:t>Türkçe</w:t>
+            </w:r>
+          </w:p>
+        </w:tc>
+        <w:tc>
+          <w:tcPr>
+            <w:tcW w:type="dxa" w:w="1543"/>
+            <w:shd w:fill="1F497D"/>
+            <w:tcMar>
+              <w:top w:w="20" w:type="dxa"/>
+              <w:bottom w:w="20" w:type="dxa"/>
+              <w:left w:w="30" w:type="dxa"/>
+              <w:right w:w="30" w:type="dxa"/>
+            </w:tcMar>
+          </w:tcPr>
+          <w:p>
+            <w:pPr>
+              <w:jc w:val="center"/>
+            </w:pPr>
+            <w:r>
+              <w:rPr>
+                <w:b/>
+                <w:color w:val="FFFFFF"/>
+                <w:sz w:val="15"/>
+              </w:rPr>
+              <w:t>İnkılap</w:t>
+            </w:r>
+          </w:p>
+        </w:tc>
+        <w:tc>
+          <w:tcPr>
+            <w:tcW w:type="dxa" w:w="1543"/>
+            <w:shd w:fill="1F497D"/>
+            <w:tcMar>
+              <w:top w:w="20" w:type="dxa"/>
+              <w:bottom w:w="20" w:type="dxa"/>
+              <w:left w:w="30" w:type="dxa"/>
+              <w:right w:w="30" w:type="dxa"/>
+            </w:tcMar>
+          </w:tcPr>
+          <w:p>
+            <w:pPr>
+              <w:jc w:val="center"/>
+            </w:pPr>
+            <w:r>
+              <w:rPr>
+                <w:b/>
+                <w:color w:val="FFFFFF"/>
+                <w:sz w:val="15"/>
+              </w:rPr>
+              <w:t>Din Kül.</w:t>
+            </w:r>
+          </w:p>
+        </w:tc>
+        <w:tc>
+          <w:tcPr>
+            <w:tcW w:type="dxa" w:w="1543"/>
+            <w:shd w:fill="1F497D"/>
+            <w:tcMar>
+              <w:top w:w="20" w:type="dxa"/>
+              <w:bottom w:w="20" w:type="dxa"/>
+              <w:left w:w="30" w:type="dxa"/>
+              <w:right w:w="30" w:type="dxa"/>
+            </w:tcMar>
+          </w:tcPr>
+          <w:p>
+            <w:pPr>
+              <w:jc w:val="center"/>
+            </w:pPr>
+            <w:r>
+              <w:rPr>
+                <w:b/>
+                <w:color w:val="FFFFFF"/>
+                <w:sz w:val="15"/>
+              </w:rPr>
+              <w:t>İngilizce</w:t>
+            </w:r>
+          </w:p>
+        </w:tc>
+        <w:tc>
+          <w:tcPr>
+            <w:tcW w:type="dxa" w:w="1543"/>
+            <w:shd w:fill="1F497D"/>
+            <w:tcMar>
+              <w:top w:w="20" w:type="dxa"/>
+              <w:bottom w:w="20" w:type="dxa"/>
+              <w:left w:w="30" w:type="dxa"/>
+              <w:right w:w="30" w:type="dxa"/>
+            </w:tcMar>
+          </w:tcPr>
+          <w:p>
+            <w:pPr>
+              <w:jc w:val="center"/>
+            </w:pPr>
+            <w:r>
+              <w:rPr>
+                <w:b/>
+                <w:color w:val="FFFFFF"/>
+                <w:sz w:val="15"/>
+              </w:rPr>
+              <w:t>Matematik</w:t>
+            </w:r>
+          </w:p>
+        </w:tc>
+        <w:tc>
+          <w:tcPr>
+            <w:tcW w:type="dxa" w:w="1543"/>
+            <w:shd w:fill="1F497D"/>
+            <w:tcMar>
+              <w:top w:w="20" w:type="dxa"/>
+              <w:bottom w:w="20" w:type="dxa"/>
+              <w:left w:w="30" w:type="dxa"/>
+              <w:right w:w="30" w:type="dxa"/>
+            </w:tcMar>
+          </w:tcPr>
+          <w:p>
+            <w:pPr>
+              <w:jc w:val="center"/>
+            </w:pPr>
+            <w:r>
+              <w:rPr>
+                <w:b/>
+                <w:color w:val="FFFFFF"/>
+                <w:sz w:val="15"/>
+              </w:rPr>
+              <w:t>Fen Bil.</w:t>
+            </w:r>
+          </w:p>
+        </w:tc>
+      </w:tr>
+      <w:tr>
+        <w:tc>
+          <w:tcPr>
+            <w:tcW w:type="dxa" w:w="1543"/>
+            <w:tcMar>
+              <w:top w:w="15" w:type="dxa"/>
+              <w:bottom w:w="15" w:type="dxa"/>
+              <w:left w:w="25" w:type="dxa"/>
+              <w:right w:w="25" w:type="dxa"/>
+            </w:tcMar>
+          </w:tcPr>
+          <w:p>
+            <w:pPr>
+              <w:jc w:val="center"/>
+            </w:pPr>
+            <w:r>
+              <w:rPr>
+                <w:sz w:val="15"/>
+              </w:rPr>
+              <w:t>1. PARAF LGS 1</w:t>
+            </w:r>
+          </w:p>
+        </w:tc>
+        <w:tc>
+          <w:tcPr>
+            <w:tcW w:type="dxa" w:w="1543"/>
+            <w:tcMar>
+              <w:top w:w="15" w:type="dxa"/>
+              <w:bottom w:w="15" w:type="dxa"/>
+              <w:left w:w="25" w:type="dxa"/>
+              <w:right w:w="25" w:type="dxa"/>
+            </w:tcMar>
+          </w:tcPr>
+          <w:p>
+            <w:pPr>
+              <w:jc w:val="center"/>
+            </w:pPr>
+            <w:r>
+              <w:rPr>
+                <w:sz w:val="15"/>
+              </w:rPr>
+              <w:t>4.00</w:t>
+            </w:r>
+          </w:p>
+        </w:tc>
+        <w:tc>
+          <w:tcPr>
+            <w:tcW w:type="dxa" w:w="1543"/>
+            <w:tcMar>
+              <w:top w:w="15" w:type="dxa"/>
+              <w:bottom w:w="15" w:type="dxa"/>
+              <w:left w:w="25" w:type="dxa"/>
+              <w:right w:w="25" w:type="dxa"/>
+            </w:tcMar>
+          </w:tcPr>
+          <w:p>
+            <w:pPr>
+              <w:jc w:val="center"/>
+            </w:pPr>
+            <w:r>
+              <w:rPr>
+                <w:sz w:val="15"/>
+              </w:rPr>
+              <w:t>3.33</w:t>
+            </w:r>
+          </w:p>
+        </w:tc>
+        <w:tc>
+          <w:tcPr>
+            <w:tcW w:type="dxa" w:w="1543"/>
+            <w:tcMar>
+              <w:top w:w="15" w:type="dxa"/>
+              <w:bottom w:w="15" w:type="dxa"/>
+              <w:left w:w="25" w:type="dxa"/>
+              <w:right w:w="25" w:type="dxa"/>
+            </w:tcMar>
+          </w:tcPr>
+          <w:p>
+            <w:pPr>
+              <w:jc w:val="center"/>
+            </w:pPr>
+            <w:r>
+              <w:rPr>
+                <w:sz w:val="15"/>
+              </w:rPr>
+              <w:t>-0.67</w:t>
+            </w:r>
+          </w:p>
+        </w:tc>
+        <w:tc>
+          <w:tcPr>
+            <w:tcW w:type="dxa" w:w="1543"/>
+            <w:tcMar>
+              <w:top w:w="15" w:type="dxa"/>
+              <w:bottom w:w="15" w:type="dxa"/>
+              <w:left w:w="25" w:type="dxa"/>
+              <w:right w:w="25" w:type="dxa"/>
+            </w:tcMar>
+          </w:tcPr>
+          <w:p>
+            <w:pPr>
+              <w:jc w:val="center"/>
+            </w:pPr>
+            <w:r>
+              <w:rPr>
+                <w:sz w:val="15"/>
+              </w:rPr>
+              <w:t>-3.33</w:t>
+            </w:r>
+          </w:p>
+        </w:tc>
+        <w:tc>
+          <w:tcPr>
+            <w:tcW w:type="dxa" w:w="1543"/>
+            <w:tcMar>
+              <w:top w:w="15" w:type="dxa"/>
+              <w:bottom w:w="15" w:type="dxa"/>
+              <w:left w:w="25" w:type="dxa"/>
+              <w:right w:w="25" w:type="dxa"/>
+            </w:tcMar>
+          </w:tcPr>
+          <w:p>
+            <w:pPr>
+              <w:jc w:val="center"/>
+            </w:pPr>
+            <w:r>
+              <w:rPr>
+                <w:sz w:val="15"/>
+              </w:rPr>
+              <w:t>-1.67</w:t>
+            </w:r>
+          </w:p>
+        </w:tc>
+        <w:tc>
+          <w:tcPr>
+            <w:tcW w:type="dxa" w:w="1543"/>
+            <w:tcMar>
+              <w:top w:w="15" w:type="dxa"/>
+              <w:bottom w:w="15" w:type="dxa"/>
+              <w:left w:w="25" w:type="dxa"/>
+              <w:right w:w="25" w:type="dxa"/>
+            </w:tcMar>
+          </w:tcPr>
+          <w:p>
+            <w:pPr>
+              <w:jc w:val="center"/>
+            </w:pPr>
+            <w:r>
+              <w:rPr>
+                <w:sz w:val="15"/>
+              </w:rPr>
+              <w:t>5.67</w:t>
+            </w:r>
+          </w:p>
+        </w:tc>
+      </w:tr>
+      <w:tr>
+        <w:tc>
+          <w:tcPr>
+            <w:tcW w:type="dxa" w:w="1543"/>
+            <w:tcMar>
+              <w:top w:w="15" w:type="dxa"/>
+              <w:bottom w:w="15" w:type="dxa"/>
+              <w:left w:w="25" w:type="dxa"/>
+              <w:right w:w="25" w:type="dxa"/>
+            </w:tcMar>
+          </w:tcPr>
+          <w:p>
+            <w:pPr>
+              <w:jc w:val="center"/>
+            </w:pPr>
+            <w:r>
+              <w:rPr>
+                <w:b/>
+                <w:sz w:val="15"/>
+              </w:rPr>
+              <w:t>Net Farkı (+/-)</w:t>
+            </w:r>
+          </w:p>
+        </w:tc>
+        <w:tc>
+          <w:tcPr>
+            <w:tcW w:type="dxa" w:w="1543"/>
+            <w:tcMar>
+              <w:top w:w="15" w:type="dxa"/>
+              <w:bottom w:w="15" w:type="dxa"/>
+              <w:left w:w="25" w:type="dxa"/>
+              <w:right w:w="25" w:type="dxa"/>
+            </w:tcMar>
+            <w:shd w:fill="E8F8F5"/>
+          </w:tcPr>
+          <w:p>
+            <w:pPr>
+              <w:jc w:val="center"/>
+            </w:pPr>
+            <w:r>
+              <w:rPr>
+                <w:b/>
+                <w:sz w:val="15"/>
+              </w:rPr>
+              <w:t>+3.00</w:t>
+            </w:r>
+          </w:p>
+        </w:tc>
+        <w:tc>
+          <w:tcPr>
+            <w:tcW w:type="dxa" w:w="1543"/>
+            <w:tcMar>
+              <w:top w:w="15" w:type="dxa"/>
+              <w:bottom w:w="15" w:type="dxa"/>
+              <w:left w:w="25" w:type="dxa"/>
+              <w:right w:w="25" w:type="dxa"/>
+            </w:tcMar>
+            <w:shd w:fill="FDEDEC"/>
+          </w:tcPr>
+          <w:p>
+            <w:pPr>
+              <w:jc w:val="center"/>
+            </w:pPr>
+            <w:r>
+              <w:rPr>
+                <w:b/>
+                <w:sz w:val="15"/>
+              </w:rPr>
+              <w:t>-2.66</w:t>
+            </w:r>
+          </w:p>
+        </w:tc>
+        <w:tc>
+          <w:tcPr>
+            <w:tcW w:type="dxa" w:w="1543"/>
+            <w:tcMar>
+              <w:top w:w="15" w:type="dxa"/>
+              <w:bottom w:w="15" w:type="dxa"/>
+              <w:left w:w="25" w:type="dxa"/>
+              <w:right w:w="25" w:type="dxa"/>
+            </w:tcMar>
+            <w:shd w:fill="E8F8F5"/>
+          </w:tcPr>
+          <w:p>
+            <w:pPr>
+              <w:jc w:val="center"/>
+            </w:pPr>
+            <w:r>
+              <w:rPr>
+                <w:b/>
+                <w:sz w:val="15"/>
+              </w:rPr>
+              <w:t>+4.00</w:t>
+            </w:r>
+          </w:p>
+        </w:tc>
+        <w:tc>
+          <w:tcPr>
+            <w:tcW w:type="dxa" w:w="1543"/>
+            <w:tcMar>
+              <w:top w:w="15" w:type="dxa"/>
+              <w:bottom w:w="15" w:type="dxa"/>
+              <w:left w:w="25" w:type="dxa"/>
+              <w:right w:w="25" w:type="dxa"/>
+            </w:tcMar>
+            <w:shd w:fill="E8F8F5"/>
+          </w:tcPr>
+          <w:p>
+            <w:pPr>
+              <w:jc w:val="center"/>
+            </w:pPr>
+            <w:r>
+              <w:rPr>
+                <w:b/>
+                <w:sz w:val="15"/>
+              </w:rPr>
+              <w:t>+4.00</w:t>
+            </w:r>
+          </w:p>
+        </w:tc>
+        <w:tc>
+          <w:tcPr>
+            <w:tcW w:type="dxa" w:w="1543"/>
+            <w:tcMar>
+              <w:top w:w="15" w:type="dxa"/>
+              <w:bottom w:w="15" w:type="dxa"/>
+              <w:left w:w="25" w:type="dxa"/>
+              <w:right w:w="25" w:type="dxa"/>
+            </w:tcMar>
+            <w:shd w:fill="E8F8F5"/>
+          </w:tcPr>
+          <w:p>
+            <w:pPr>
+              <w:jc w:val="center"/>
+            </w:pPr>
+            <w:r>
+              <w:rPr>
+                <w:b/>
+                <w:sz w:val="15"/>
+              </w:rPr>
+              <w:t>+7.00</w:t>
+            </w:r>
+          </w:p>
+        </w:tc>
+        <w:tc>
+          <w:tcPr>
+            <w:tcW w:type="dxa" w:w="1543"/>
+            <w:tcMar>
+              <w:top w:w="15" w:type="dxa"/>
+              <w:bottom w:w="15" w:type="dxa"/>
+              <w:left w:w="25" w:type="dxa"/>
+              <w:right w:w="25" w:type="dxa"/>
+            </w:tcMar>
+            <w:shd w:fill="FDEDEC"/>
+          </w:tcPr>
+          <w:p>
+            <w:pPr>
+              <w:jc w:val="center"/>
+            </w:pPr>
+            <w:r>
+              <w:rPr>
+                <w:b/>
+                <w:sz w:val="15"/>
+              </w:rPr>
+              <w:t>-9.00</w:t>
+            </w:r>
+          </w:p>
+        </w:tc>
+      </w:tr>
+    </w:tbl>
+    <w:p>
+      <w:pPr>
+        <w:spacing w:before="40" w:after="40"/>
+      </w:pPr>
+      <w:r>
+        <w:rPr>
+          <w:b/>
+          <w:color w:val="0E6655"/>
+          <w:sz w:val="16"/>
+        </w:rPr>
+        <w:t xml:space="preserve">⭐ En Yüksek Artış: Matematik (+7.00 Net)  |  </w:t>
+      </w:r>
+      <w:r>
+        <w:rPr>
+          <w:b/>
+          <w:color w:val="B41414"/>
+          <w:sz w:val="16"/>
+        </w:rPr>
+        <w:t>⚠️ Takip / Müdahale Alanı: Fen Bilimleri (-9.00 Net)</w:t>
+      </w:r>
+    </w:p>
+    <w:p>
+      <w:pPr>
+        <w:spacing w:before="60" w:after="20"/>
+      </w:pPr>
+      <w:r>
+        <w:rPr>
+          <w:b/>
+          <w:color w:val="006666"/>
           <w:sz w:val="18"/>
         </w:rPr>
-        <w:t>1. GENEL KAZANIM BAŞARI VE EKSİK ENVANTERİ</w:t>
+        <w:t>2. GENEL KAZANIM BAŞARI VE EKSİK ENVANTERİ</w:t>
       </w:r>
     </w:p>
     <w:p>
@@ -1557,7 +2739,7 @@
           <w:color w:val="B41414"/>
           <w:sz w:val="16"/>
         </w:rPr>
-        <w:t>Türkçe: Hikâyenin Unsurları - 5N 1K, Türkçe: Cümle Yorumlama-Örtülü Anlam, Türkçe: Öznel ve Nesnel Anlatımlı Cümleler, Türkçe: Tablo ve Grafik Yorumlama, Türkçe: Görsel Yorumlama, Türkçe: FİİLİMSİLER, Türkçe: Büyük Harflerin Kullanıldığı Yerler, Türkçe: Konu-Başlık, İnkılap Tarihi: Buhranlar Büyük Kahramanlar Doğurur, Din Kültürü: 2. İnsanın İradesi ve Kader, Din Kültürü: 5. Bir Ayet Tanıyorum: Ayet El- Kürsi ve Anlamı, Din Kültürü: 4. Bir Peygamber Tanıyorum: Hz. Musa (A.S.), İngilizce: Invitation Cards and Letters, İngilizce: Accepting &amp; Refusing an Invitation, İngilizce: Making Simple Inquiries, İngilizce: Understanding Texts on Friendship, İngilizce: Some Qualities of a True Friend, İngilizce: Making an Excuse and Apologizing, Matematik: İki Doğal Sayının En Büyük Ortak Bölenini (Ebob) ve En Küçük Ortak Katını (Ekok) Hesaplar, İlgili Problemleri Çözer., Matematik: Verilen İki Doğal Sayının Aralarında Asal Olup Olmadığını Belirler.</w:t>
+        <w:t>Türkçe: Deyimler ve Atasözleri, Türkçe: Fiilimsilerin İşlevi, Türkçe: Söz Sanatları, İnkılap Tarihi: M. Kemal'in Fikir Hayatını Etkileyen Olay ve Kişiler, İnkılap Tarihi: M. Kemal'İn Askerlik Hayatı, İngilizce: The Internet, İngilizce: Tercihleri İfade Etme, İngilizce: Soru Cümlesi, Fen Bilimleri: DNA ve Genetik Kod, Fen Bilimleri: İklim ve Hava Olayları, Fen Bilimleri: DNA'nı Eşlenmesi</w:t>
       </w:r>
     </w:p>
     <w:p>
@@ -1576,7 +2758,7 @@
         <w:rPr>
           <w:sz w:val="16"/>
         </w:rPr>
-        <w:t>İnkılap Tarihi: Mavi Gözlü Çocuk: Mustafa (%33), İnkılap Tarihi: Adım Adım Liderliğe (%33), Din Kültürü: 1. Kader ve Kaza İnancı (%33), Din Kültürü: 3. Kaderle İlgili Kavramlar (%33), Matematik: Verilen Pozitif Tam Sayıların Pozitif Tam Sayı Çarpanlarını Bulur, Pozitif Tam Sayıların Pozitif Tam Sayı Çarpanlarını Üslü İfadelerin Çarpımı Şeklinde Yazar. (%25), Matematik: Üslü İfadelerle İlgili Temel Kuralları Anlar, Birbirine Denk İfadeler Oluşturur. (%25), Fen Bilimleri: Mevsimlerin Oluşumu (%36)</w:t>
+        <w:t>Türkçe: Cümlede Anlam (%33), İnkılap Tarihi: M. Kemal'in Çocukluk Dönemi ve Öğrenim Hayatı (%33), Din Kültürü: İnsanın Özgürlüğü Ve Sorumluluğu (%33), İngilizce: Frıendshıp (%25), Matematik: Üslü İfadeler (%33), Fen Bilimleri: Mevsimlerin Oluşumu (%10), Fen Bilimleri: DNA ve Yapısı (%33)</w:t>
       </w:r>
     </w:p>
     <w:p>
@@ -1596,7 +2778,7 @@
           <w:color w:val="0E6655"/>
           <w:sz w:val="16"/>
         </w:rPr>
-        <w:t>8 adet kazanımda %100 tam başarı sağlandı.</w:t>
+        <w:t>5 adet kazanımda %100 tam başarı sağlandı.</w:t>
       </w:r>
     </w:p>
     <w:p>
@@ -1609,7 +2791,7 @@
           <w:color w:val="1F497D"/>
           <w:sz w:val="18"/>
         </w:rPr>
-        <w:t>2. TÜM DERSLER İÇİN KİŞİSELLEŞTİRİLMİŞ BRANŞ GELİŞİM REÇETELERİ</w:t>
+        <w:t>3. TÜM DERSLER İÇİN KİŞİSELLEŞTİRİLMİŞ BRANŞ GELİŞİM REÇETELERİ</w:t>
       </w:r>
     </w:p>
     <w:tbl>
@@ -1659,7 +2841,7 @@
                 <w:color w:val="3C3C3C"/>
                 <w:sz w:val="15"/>
               </w:rPr>
-              <w:t>[Net: 5.67 | D: 9 | Y: 10 | B: 1 | Başarı: %28.3]</w:t>
+              <w:t>[Net: -3.33 | D: 2 | Y: 16 | B: 2 | Başarı: %0.0]</w:t>
             </w:r>
           </w:p>
         </w:tc>
@@ -1691,7 +2873,26 @@
               <w:rPr>
                 <w:sz w:val="15"/>
               </w:rPr>
-              <w:t>Mevsimlerin Oluşumu: %35.7 | İklim ve Hava Hareketleri: %66.7</w:t>
+              <w:t>Mevsimlerin Oluşumu: %10.0 | DNA ve Genetik Kod: %0.0 | İklim ve Hava Olayları: %0.0 | DNA ve Yapısı: %33.3 | DNA'nı Eşlenmesi: %0.0</w:t>
+            </w:r>
+          </w:p>
+          <w:p>
+            <w:pPr>
+              <w:spacing w:after="20"/>
+            </w:pPr>
+            <w:r>
+              <w:rPr>
+                <w:b/>
+                <w:color w:val="B41414"/>
+                <w:sz w:val="15"/>
+              </w:rPr>
+              <w:t xml:space="preserve">🔴 Sıfır Çekilen Kazanımlar (%0): </w:t>
+            </w:r>
+            <w:r>
+              <w:rPr>
+                <w:sz w:val="15"/>
+              </w:rPr>
+              <w:t>DNA ve Genetik Kod, İklim ve Hava Olayları, DNA'nı Eşlenmesi</w:t>
             </w:r>
           </w:p>
           <w:p>
@@ -1710,7 +2911,7 @@
               <w:rPr>
                 <w:sz w:val="15"/>
               </w:rPr>
-              <w:t>Mevsimlerin Oluşumu (%36), İklim ve Hava Hareketleri (%67)</w:t>
+              <w:t>Mevsimlerin Oluşumu (%10), DNA ve Yapısı (%33)</w:t>
             </w:r>
           </w:p>
           <w:p>
@@ -1729,7 +2930,7 @@
               <w:rPr>
                 <w:sz w:val="15"/>
               </w:rPr>
-              <w:t>Fen Bilimleri netin: 5.67 (9 Doğru, 10 Yanlış, 1 Boş). Fen Bilimleri dersi öncelikli müdahale alanındır (5.67 Net, 10 Yanlış). Kesin Kural: Emin olmadığın soruları rastgele tahminle işaretleme; bilmediğini boş bırakmak dahi netini hemen yükseltecektir. 'Mevsimlerin Oluşumu' (%36) temel kavramlarını sıfırdan çalış. Haftalık 30 temel seviye kazanım sorusu çöz ve yapamadığın her soruyu öğretmenine sor.</w:t>
+              <w:t>Fen Bilimleri netin: -3.33 (2 Doğru, 16 Yanlış, 2 Boş). Fen Bilimleri dersi öncelikli müdahale alanındır (-3.33 Net, 16 Yanlış). Kesin Kural: Emin olmadığın soruları rastgele tahminle işaretleme; bilmediğini boş bırakmak dahi netini hemen yükseltecektir. 'Mevsimlerin Oluşumu' (%10) temel kavramlarını sıfırdan çalış. 'İklim ve Hava Hareketleri' (%0) hava olayları kavram haritasını çıkar. Haftalık 30 temel seviye kazanım sorusu çöz ve yapamadığın her soruyu öğretmenine sor.</w:t>
             </w:r>
           </w:p>
           <w:p>
@@ -1813,7 +3014,7 @@
                 <w:color w:val="3C3C3C"/>
                 <w:sz w:val="15"/>
               </w:rPr>
-              <w:t>[Net: -1.67 | D: 3 | Y: 14 | B: 3 | Başarı: %0.0]</w:t>
+              <w:t>[Net: 5.33 | D: 9 | Y: 11 | B: 0 | Başarı: %26.7]</w:t>
             </w:r>
           </w:p>
         </w:tc>
@@ -1845,26 +3046,7 @@
               <w:rPr>
                 <w:sz w:val="15"/>
               </w:rPr>
-              <w:t>Çarpanlar ve Katlar / Asal Çarpanlar: %25 | EBOB-EKOK Problemleri: %0 | Üslü İfadeler Temel Kuralları: %25 | Aralarında Asal Sayılar: %0 | Tam Sayı Kuvvetleri (Negatif Üs): %50</w:t>
-            </w:r>
-          </w:p>
-          <w:p>
-            <w:pPr>
-              <w:spacing w:after="20"/>
-            </w:pPr>
-            <w:r>
-              <w:rPr>
-                <w:b/>
-                <w:color w:val="B41414"/>
-                <w:sz w:val="15"/>
-              </w:rPr>
-              <w:t xml:space="preserve">🔴 Sıfır Çekilen Kazanımlar (%0): </w:t>
-            </w:r>
-            <w:r>
-              <w:rPr>
-                <w:sz w:val="15"/>
-              </w:rPr>
-              <w:t>EBOB-EKOK Problemleri, Aralarında Asal Sayılar</w:t>
+              <w:t>Çarpanlar ve Katlar: %57 | Ebob-Ekok Problemleri: %50 | Üslü İfadeler: %33</w:t>
             </w:r>
           </w:p>
           <w:p>
@@ -1883,7 +3065,7 @@
               <w:rPr>
                 <w:sz w:val="15"/>
               </w:rPr>
-              <w:t>Çarpanlar ve Katlar / Asal Çarpanlar (%25), Üslü İfadeler Temel Kuralları (%25), Tam Sayı Kuvvetleri (Negatif Üs) (%50)</w:t>
+              <w:t>Çarpanlar ve Katlar (%57), Ebob-Ekok Problemleri (%50), Üslü İfadeler (%33)</w:t>
             </w:r>
           </w:p>
           <w:p>
@@ -1902,7 +3084,7 @@
               <w:rPr>
                 <w:sz w:val="15"/>
               </w:rPr>
-              <w:t xml:space="preserve">Matematik netin: -1.67 (3 Doğru, 14 Yanlış, 3 Boş). Matematik dersi LGS başarında en kritik sıçrama alanındır (-1.67 Net, 14 Yanlış). Stratejik Kural: Bilmediğin soruyu boş bırakmak 0.33 net kazandırır; rastgele tahmin yapmayı derhal bırak! Öncelikle [EBOB-EKOK Problemleri, Aralarında Asal Sayılar] konularındaki temel kazanım kavrama testlerini çöz. </w:t>
+              <w:t xml:space="preserve">Matematik netin: 5.33 (9 Doğru, 11 Yanlış, 0 Boş). Matematik dersi LGS başarında en kritik sıçrama alanındır (5.33 Net, 11 Yanlış). Stratejik Kural: Bilmediğin soruyu boş bırakmak 0.33 net kazandırır; rastgele tahmin yapmayı derhal bırak! Öncelikle [Çarpanlar ve Katlar, Ebob-Ekok Problemleri] konularındaki temel kazanım kavrama testlerini çöz. </w:t>
             </w:r>
           </w:p>
           <w:p>
@@ -1986,7 +3168,7 @@
                 <w:color w:val="3C3C3C"/>
                 <w:sz w:val="15"/>
               </w:rPr>
-              <w:t>[Net: 4.00 | D: 8 | Y: 12 | B: 0 | Başarı: %20.0]</w:t>
+              <w:t>[Net: 7.00 | D: 10 | Y: 9 | B: 1 | Başarı: %35.0]</w:t>
             </w:r>
           </w:p>
         </w:tc>
@@ -2018,7 +3200,7 @@
               <w:rPr>
                 <w:sz w:val="15"/>
               </w:rPr>
-              <w:t>7/16 Tam Başarı | Gelişim Alanları: Sözcük ve Sözcük Gruplarında Anlam: %50 | Hikâyenin Unsurları - 5N 1K: %0 | Cümle Yorumlama-Örtülü Anlam: %0 | Öznel ve Nesnel Anlatımlı Cümleler: %0</w:t>
+              <w:t>5/16 Tam Başarı | Gelişim Alanları: Sözcükte Anlam: %50 | Cümlede Anlam: %33 | Deyimler ve Atasözleri: %0 | Yazım Kuralları: %50</w:t>
             </w:r>
           </w:p>
           <w:p>
@@ -2037,7 +3219,7 @@
               <w:rPr>
                 <w:sz w:val="15"/>
               </w:rPr>
-              <w:t>Hikâyenin Unsurları - 5N 1K, Cümle Yorumlama-Örtülü Anlam, Öznel ve Nesnel Anlatımlı Cümleler, Tablo ve Grafik Yorumlama, Görsel Yorumlama, FİİLİMSİLER, Büyük Harflerin Kullanıldığı Yerler, Konu-Başlık</w:t>
+              <w:t>Deyimler ve Atasözleri, Fiilimsilerin İşlevi, Söz Sanatları</w:t>
             </w:r>
           </w:p>
           <w:p>
@@ -2056,7 +3238,7 @@
               <w:rPr>
                 <w:sz w:val="15"/>
               </w:rPr>
-              <w:t>Sözcük ve Sözcük Gruplarında Anlam (%50)</w:t>
+              <w:t>Sözcükte Anlam (%50), Cümlede Anlam (%33), Yazım Kuralları (%50)</w:t>
             </w:r>
           </w:p>
           <w:p>
@@ -2075,7 +3257,7 @@
               <w:rPr>
                 <w:sz w:val="15"/>
               </w:rPr>
-              <w:t>Türkçe branş netin: 4.00 (8 Doğru, 12 Yanlış, 0 Boş). Türkçe branşında 12 yanlış ciddi bir net kaybına yol açmış (4.00 Net). Acilen sıfır çektiğin [Hikâyenin Unsurları - 5N 1K, Cümle Yorumlama-Örtülü Anlam, Öznel ve Nesnel Anlatımlı Cümleler] konularını konu fasikülünden çalış. Paragrafı kendi yorumunla değil metindeki kanıtla çöz; günde 20 paragraf + 10 dil bilgisi çöz.</w:t>
+              <w:t>Türkçe branş netin: 7.00 (10 Doğru, 9 Yanlış, 1 Boş). Türkçe branşında 9 yanlış ciddi bir net kaybına yol açmış (7.00 Net). Acilen sıfır çektiğin [Deyimler ve Atasözleri, Fiilimsilerin İşlevi, Söz Sanatları] konularını konu fasikülünden çalış. Paragrafı kendi yorumunla değil metindeki kanıtla çöz; günde 20 paragraf + 10 dil bilgisi çöz.</w:t>
             </w:r>
           </w:p>
           <w:p>
@@ -2159,7 +3341,7 @@
                 <w:color w:val="3C3C3C"/>
                 <w:sz w:val="15"/>
               </w:rPr>
-              <w:t>[Net: 3.33 | D: 5 | Y: 5 | B: 0 | Başarı: %33.3]</w:t>
+              <w:t>[Net: 0.67 | D: 3 | Y: 7 | B: 0 | Başarı: %6.7]</w:t>
             </w:r>
           </w:p>
         </w:tc>
@@ -2191,7 +3373,7 @@
               <w:rPr>
                 <w:sz w:val="15"/>
               </w:rPr>
-              <w:t>Mustafa Kemal'in Öğrenim Hayatı: %33 | Uyanan Avrupa ve Sarsılan Osmanlı: %100 | Mustafa Kemal'in Fikir Hayatını Etkileyen Olaylar: %0 | Mustafa Kemal'in Askerlik Hayatı: %33</w:t>
+              <w:t>20. Yüzyıl Başlarında Osmanlı: %67 | M. Kemal'in Fikir Hayatını Etkileyen Olay ve Kişiler: %0 | M. Kemal'in Çocukluk Dönemi ve Öğrenim Hayatı: %33 | M. Kemal'İn Askerlik Hayatı: %0</w:t>
             </w:r>
           </w:p>
           <w:p>
@@ -2210,7 +3392,7 @@
               <w:rPr>
                 <w:sz w:val="15"/>
               </w:rPr>
-              <w:t>Mustafa Kemal'in Fikir Hayatını Etkileyen Olaylar</w:t>
+              <w:t>M. Kemal'in Fikir Hayatını Etkileyen Olay ve Kişiler, M. Kemal'İn Askerlik Hayatı</w:t>
             </w:r>
           </w:p>
           <w:p>
@@ -2229,7 +3411,7 @@
               <w:rPr>
                 <w:sz w:val="15"/>
               </w:rPr>
-              <w:t>Mustafa Kemal'in Öğrenim Hayatı (%33), Mustafa Kemal'in Askerlik Hayatı (%33)</w:t>
+              <w:t>20. Yüzyıl Başlarında Osmanlı (%67), M. Kemal'in Çocukluk Dönemi ve Öğrenim Hayatı (%33)</w:t>
             </w:r>
           </w:p>
           <w:p>
@@ -2248,7 +3430,7 @@
               <w:rPr>
                 <w:sz w:val="15"/>
               </w:rPr>
-              <w:t>İnkılap Tarihi netin: 3.33 (5 Doğru, 5 Yanlış, 0 Boş). Hedeflenen seviyenin altında kalındı (3.33 Net). Sıfır çektiğin [Mustafa Kemal'in Fikir Hayatını Etkileyen Olaylar] konusundaki kavram haritalarını çalış. Pekiştirilmesi gereken [Mustafa Kemal'in Öğrenim Hayatı (%33), Mustafa Kemal'in Askerlik Hayatı (%33)] konularında kronoloji tablosu çıkar. Sorularda 'Yalnızca bu bilgiye göre' köklerine dikkat et; metne sadık kal. Haftalık 25 soru çöz.</w:t>
+              <w:t>İnkılap Tarihi netin: 0.67 (3 Doğru, 7 Yanlış, 0 Boş). Hedeflenen seviyenin altında kalındı (0.67 Net). Sıfır çektiğin [M. Kemal'in Fikir Hayatını Etkileyen Olay ve Kişiler, M. Kemal'İn Askerlik Hayatı] konusundaki kavram haritalarını çalış. Pekiştirilmesi gereken [20. Yüzyıl Başlarında Osmanlı (%67), M. Kemal'in Çocukluk Dönemi ve Öğrenim Hayatı (%33)] konularında kronoloji tablosu çıkar. Sorularda 'Yalnızca bu bilgiye göre' köklerine dikkat et; metne sadık kal. Haftalık 25 soru çöz.</w:t>
             </w:r>
           </w:p>
           <w:p>
@@ -2332,7 +3514,7 @@
                 <w:color w:val="3C3C3C"/>
                 <w:sz w:val="15"/>
               </w:rPr>
-              <w:t>[Net: -0.67 | D: 2 | Y: 8 | B: 0 | Başarı: %0.0]</w:t>
+              <w:t>[Net: 3.33 | D: 5 | Y: 5 | B: 0 | Başarı: %33.3]</w:t>
             </w:r>
           </w:p>
         </w:tc>
@@ -2364,26 +3546,7 @@
               <w:rPr>
                 <w:sz w:val="15"/>
               </w:rPr>
-              <w:t>Kader ve Kaza İnancı: %33 | İnsanın İradesi ve Kader: %0 | Kader Kavramları (Ömür, Ecel, Rızık, Tevekkül): %33 | Ayet el-Kürsi ve Anlamı: %0 | Hz. Musa (A.S.) ve Mücadelesi: %0</w:t>
-            </w:r>
-          </w:p>
-          <w:p>
-            <w:pPr>
-              <w:spacing w:after="20"/>
-            </w:pPr>
-            <w:r>
-              <w:rPr>
-                <w:b/>
-                <w:color w:val="B41414"/>
-                <w:sz w:val="15"/>
-              </w:rPr>
-              <w:t xml:space="preserve">🔴 Sıfır Çekilen Kazanımlar (%0): </w:t>
-            </w:r>
-            <w:r>
-              <w:rPr>
-                <w:sz w:val="15"/>
-              </w:rPr>
-              <w:t>İnsanın İradesi ve Kader, Ayet el-Kürsi ve Anlamı, Hz. Musa (A.S.) ve Mücadelesi</w:t>
+              <w:t>Kaza Ve Kader: %60 | İnsanın Özgürlüğü Ve Sorumluluğu: %33 | Kaderle İlgili Kavramlar: %50</w:t>
             </w:r>
           </w:p>
           <w:p>
@@ -2402,7 +3565,7 @@
               <w:rPr>
                 <w:sz w:val="15"/>
               </w:rPr>
-              <w:t>Kader ve Kaza İnancı (%33), Kader Kavramları (Ömür, Ecel, Rızık, Tevekkül) (%33)</w:t>
+              <w:t>Kaza Ve Kader (%60), İnsanın Özgürlüğü Ve Sorumluluğu (%33), Kaderle İlgili Kavramlar (%50)</w:t>
             </w:r>
           </w:p>
           <w:p>
@@ -2421,7 +3584,7 @@
               <w:rPr>
                 <w:sz w:val="15"/>
               </w:rPr>
-              <w:t>Din Kültürü netin: -0.67 (2 Doğru, 8 Yanlış, 0 Boş). Din Kültürü netin (-0.67) potansiyelinin altında. Sıfır çektiğin [İnsanın İradesi ve Kader, Ayet el-Kürsi ve Anlamı, Hz. Musa (A.S.) ve Mücadelesi] konusunu mutlaka tekrar et. Kavram karmaşası yaşanan [Kader ve Kaza İnancı (%33), Kader Kavramları (Ömür, Ecel, Rızık, Tevekkül) (%33)] alanlarına odaklan. Ömür, ecel, rızık, tevekkül, cüzi/külli irade kavramlarını sözlük kartlarına yazıp ezberle. Ayet-el Kürsi ana fikrine ve yasalara çalış.</w:t>
+              <w:t>Din Kültürü netin: 3.33 (5 Doğru, 5 Yanlış, 0 Boş). Din Kültürü netin (3.33) potansiyelinin altında. Kavram karmaşası yaşanan [Kaza Ve Kader (%60), İnsanın Özgürlüğü Ve Sorumluluğu (%33), Kaderle İlgili Kavramlar (%50)] alanlarına odaklan. Ömür, ecel, rızık, tevekkül, cüzi/külli irade kavramlarını sözlük kartlarına yazıp ezberle. Ayet-el Kürsi ana fikrine ve yasalara çalış.</w:t>
             </w:r>
           </w:p>
           <w:p>
@@ -2505,7 +3668,7 @@
                 <w:color w:val="3C3C3C"/>
                 <w:sz w:val="15"/>
               </w:rPr>
-              <w:t>[Net: -3.33 | D: 0 | Y: 10 | B: 0 | Başarı: %0.0]</w:t>
+              <w:t>[Net: 0.67 | D: 3 | Y: 7 | B: 0 | Başarı: %6.7]</w:t>
             </w:r>
           </w:p>
         </w:tc>
@@ -2537,7 +3700,7 @@
               <w:rPr>
                 <w:sz w:val="15"/>
               </w:rPr>
-              <w:t>Davet Kartları / Mektupları (Invitation): %0 | Daveti Kabul &amp; Reddetme Kalıpları: %0 | Basit Sorular Sorma (Simple Inquiries): %0 | Friendship Okuduğunu Anlama: %0 | Kişisel Özellikler / Sıfatlar (Qualities): %0 | Mazeret Bildirme ve Özür Dileme: %0</w:t>
+              <w:t>Teklif Yapma, Kabul Etme, Özür Dileme: %50 | Frıendshıp: %25 | The Internet: %0 | Tercihleri İfade Etme: %0 | Soru Cümlesi: %0</w:t>
             </w:r>
           </w:p>
           <w:p>
@@ -2556,7 +3719,26 @@
               <w:rPr>
                 <w:sz w:val="15"/>
               </w:rPr>
-              <w:t>Davet Kartları / Mektupları (Invitation), Daveti Kabul &amp; Reddetme Kalıpları, Basit Sorular Sorma (Simple Inquiries), Friendship Okuduğunu Anlama, Kişisel Özellikler / Sıfatlar (Qualities), Mazeret Bildirme ve Özür Dileme</w:t>
+              <w:t>The Internet, Tercihleri İfade Etme, Soru Cümlesi</w:t>
+            </w:r>
+          </w:p>
+          <w:p>
+            <w:pPr>
+              <w:spacing w:after="20"/>
+            </w:pPr>
+            <w:r>
+              <w:rPr>
+                <w:b/>
+                <w:color w:val="B46400"/>
+                <w:sz w:val="15"/>
+              </w:rPr>
+              <w:t xml:space="preserve">🟡 Pekiştirilecek Kazanımlar (&lt;%100): </w:t>
+            </w:r>
+            <w:r>
+              <w:rPr>
+                <w:sz w:val="15"/>
+              </w:rPr>
+              <w:t>Teklif Yapma, Kabul Etme, Özür Dileme (%50), Frıendshıp (%25)</w:t>
             </w:r>
           </w:p>
           <w:p>
@@ -2575,7 +3757,7 @@
               <w:rPr>
                 <w:sz w:val="15"/>
               </w:rPr>
-              <w:t>İngilizce branş netin: -3.33 (0 Doğru, 10 Yanlış, 0 Boş). İngilizce branşında -3.33 net ile hedefin gerisinde kalındı. Sıfır çektiğin [Davet Kartları / Mektupları (Invitation), Daveti Kabul &amp; Reddetme Kalıpları, Basit Sorular Sorma (Simple Inquiries), Friendship Okuduğunu Anlama, Kişisel Özellikler / Sıfatlar (Qualities), Mazeret Bildirme ve Özür Dileme] soru kalıplarını tekrar et. Davet etme (Would you like...), kabul/ret ve mazeret kalıplarını ve Friendship sıfatlarını her gün 5 kelime kartıyla çalış. Rastgele işaretleme yapma.</w:t>
+              <w:t>İngilizce branş netin: 0.67 (3 Doğru, 7 Yanlış, 0 Boş). İngilizce branşında 0.67 net ile hedefin gerisinde kalındı. Sıfır çektiğin [The Internet, Tercihleri İfade Etme, Soru Cümlesi] soru kalıplarını tekrar et. Pekiştirilmesi gereken [Teklif Yapma, Kabul Etme, Özür Dileme (%50), Frıendshıp (%25)] kalıplarını çalış. Davet etme (Would you like...), kabul/ret ve mazeret kalıplarını ve Friendship sıfatlarını her gün 5 kelime kartıyla çalış. Rastgele işaretleme yapma.</w:t>
             </w:r>
           </w:p>
           <w:p>
@@ -2622,7 +3804,7 @@
           <w:color w:val="006666"/>
           <w:sz w:val="18"/>
         </w:rPr>
-        <w:t>3. KİŞİSELLEŞTİRİLMİŞ HEDEFLER VE EYLEM TAKVİMİ</w:t>
+        <w:t>4. KİŞİSELLEŞTİRİLMİŞ HEDEFLER VE EYLEM TAKVİMİ</w:t>
       </w:r>
     </w:p>
     <w:p>
@@ -2641,7 +3823,7 @@
         <w:rPr>
           <w:sz w:val="16"/>
         </w:rPr>
-        <w:t>12.33 Net (İlk hedefli konu tekrarları ve ödev kontrolü sonrası)</w:t>
+        <w:t>18.67 Net (İlk hedefli konu tekrarları ve ödev kontrolü sonrası)</w:t>
       </w:r>
     </w:p>
     <w:p>
@@ -2660,7 +3842,7 @@
         <w:rPr>
           <w:sz w:val="16"/>
         </w:rPr>
-        <w:t>17.33 Net (Ölçülebilir bir sonraki resmi deneme sınavı hedefi)</w:t>
+        <w:t>23.67 Net (Ölçülebilir bir sonraki resmi deneme sınavı hedefi)</w:t>
       </w:r>
     </w:p>
     <w:p>
